--- a/public/templates/examples/A-100-EncryptionStandardsDocument-EXAMPLE-M.docx
+++ b/public/templates/examples/A-100-EncryptionStandardsDocument-EXAMPLE-M.docx
@@ -31,6 +31,9 @@
         <w:gridCol w:w="9360"/>
       </w:tblGrid>
       <w:tr>
+        <w:trPr>
+          <w:cantSplit/>
+        </w:trPr>
         <w:tc>
           <w:tcPr>
             <w:tcW w:type="dxa" w:w="9360"/>
@@ -72,7 +75,6 @@
             <w:r>
               <w:rPr>
                 <w:rFonts w:ascii="Aptos" w:cs="Aptos" w:eastAsia="Aptos" w:hAnsi="Aptos"/>
-                <w:b/>
                 <w:sz w:val="24"/>
                 <w:szCs w:val="24"/>
               </w:rPr>
@@ -89,7 +91,6 @@
             <w:r>
               <w:rPr>
                 <w:rFonts w:ascii="Aptos" w:cs="Aptos" w:eastAsia="Aptos" w:hAnsi="Aptos"/>
-                <w:b/>
                 <w:sz w:val="24"/>
                 <w:szCs w:val="24"/>
               </w:rPr>
@@ -359,7 +360,12 @@
     </w:p>
     <w:p>
       <w:pPr>
-        <w:spacing w:after="120" w:before="0"/>
+        <w:pStyle w:val="ListParagraph"/>
+        <w:numPr>
+          <w:ilvl w:val="0"/>
+          <w:numId w:val="300"/>
+        </w:numPr>
+        <w:spacing w:after="60"/>
       </w:pPr>
       <w:r>
         <w:rPr>
@@ -367,12 +373,17 @@
           <w:sz w:val="24"/>
           <w:szCs w:val="24"/>
         </w:rPr>
-        <w:t xml:space="preserve">1. Data at rest: sensitive data shall be encrypted using AES with a 256-bit key (AES-256). Full-disk or volume encryption shall protect endpoints, servers, and removable media that hold sensitive data.</w:t>
-      </w:r>
-    </w:p>
-    <w:p>
-      <w:pPr>
-        <w:spacing w:after="120" w:before="0"/>
+        <w:t xml:space="preserve">Data at rest: sensitive data shall be encrypted using AES with a 256-bit key (AES-256). Full-disk or volume encryption shall protect endpoints, servers, and removable media that hold sensitive data.</w:t>
+      </w:r>
+    </w:p>
+    <w:p>
+      <w:pPr>
+        <w:pStyle w:val="ListParagraph"/>
+        <w:numPr>
+          <w:ilvl w:val="0"/>
+          <w:numId w:val="300"/>
+        </w:numPr>
+        <w:spacing w:after="60"/>
       </w:pPr>
       <w:r>
         <w:rPr>
@@ -380,12 +391,17 @@
           <w:sz w:val="24"/>
           <w:szCs w:val="24"/>
         </w:rPr>
-        <w:t xml:space="preserve">2. Data in transit: sensitive data crossing any network the Agency does not control shall be encrypted with TLS 1.2 or higher; TLS 1.3 is preferred. Server and service certificates shall be valid, trusted, and unexpired.</w:t>
-      </w:r>
-    </w:p>
-    <w:p>
-      <w:pPr>
-        <w:spacing w:after="120" w:before="0"/>
+        <w:t xml:space="preserve">Data in transit: sensitive data crossing any network the Agency does not control shall be encrypted with TLS 1.2 or higher; TLS 1.3 is preferred. Server and service certificates shall be valid, trusted, and unexpired.</w:t>
+      </w:r>
+    </w:p>
+    <w:p>
+      <w:pPr>
+        <w:pStyle w:val="ListParagraph"/>
+        <w:numPr>
+          <w:ilvl w:val="0"/>
+          <w:numId w:val="300"/>
+        </w:numPr>
+        <w:spacing w:after="60"/>
       </w:pPr>
       <w:r>
         <w:rPr>
@@ -393,12 +409,17 @@
           <w:sz w:val="24"/>
           <w:szCs w:val="24"/>
         </w:rPr>
-        <w:t xml:space="preserve">3. Voice and real-time media: SIP signaling and RTP media carrying sensitive call content shall be encrypted (for example, SIP over TLS and SRTP) where the systems and connected providers support it.</w:t>
-      </w:r>
-    </w:p>
-    <w:p>
-      <w:pPr>
-        <w:spacing w:after="120" w:before="0"/>
+        <w:t xml:space="preserve">Voice and real-time media: SIP signaling and RTP media carrying sensitive call content shall be encrypted (for example, SIP over TLS and SRTP) where the systems and connected providers support it.</w:t>
+      </w:r>
+    </w:p>
+    <w:p>
+      <w:pPr>
+        <w:pStyle w:val="ListParagraph"/>
+        <w:numPr>
+          <w:ilvl w:val="0"/>
+          <w:numId w:val="300"/>
+        </w:numPr>
+        <w:spacing w:after="60"/>
       </w:pPr>
       <w:r>
         <w:rPr>
@@ -406,12 +427,17 @@
           <w:sz w:val="24"/>
           <w:szCs w:val="24"/>
         </w:rPr>
-        <w:t xml:space="preserve">4. Validated modules: cryptography that protects CJIS-regulated data shall use FIPS 140-2 or FIPS 140-3 validated modules, per CJIS Security Policy v5.9 §5.10.1.2.</w:t>
-      </w:r>
-    </w:p>
-    <w:p>
-      <w:pPr>
-        <w:spacing w:after="120" w:before="0"/>
+        <w:t xml:space="preserve">Validated modules: cryptography that protects CJIS-regulated data shall use FIPS 140-2 or FIPS 140-3 validated modules, per CJIS Security Policy v5.9 §5.10.1.2.</w:t>
+      </w:r>
+    </w:p>
+    <w:p>
+      <w:pPr>
+        <w:pStyle w:val="ListParagraph"/>
+        <w:numPr>
+          <w:ilvl w:val="0"/>
+          <w:numId w:val="300"/>
+        </w:numPr>
+        <w:spacing w:after="60"/>
       </w:pPr>
       <w:r>
         <w:rPr>
@@ -419,12 +445,17 @@
           <w:sz w:val="24"/>
           <w:szCs w:val="24"/>
         </w:rPr>
-        <w:t xml:space="preserve">5. Key strength: symmetric keys shall be at least 256-bit; RSA keys at least 2048-bit; elliptic-curve keys at least 256-bit; hashing shall use SHA-256 or stronger.</w:t>
-      </w:r>
-    </w:p>
-    <w:p>
-      <w:pPr>
-        <w:spacing w:after="120" w:before="0"/>
+        <w:t xml:space="preserve">Key strength: symmetric keys shall be at least 256-bit; RSA keys at least 2048-bit; elliptic-curve keys at least 256-bit; hashing shall use SHA-256 or stronger.</w:t>
+      </w:r>
+    </w:p>
+    <w:p>
+      <w:pPr>
+        <w:pStyle w:val="ListParagraph"/>
+        <w:numPr>
+          <w:ilvl w:val="0"/>
+          <w:numId w:val="300"/>
+        </w:numPr>
+        <w:spacing w:after="60"/>
       </w:pPr>
       <w:r>
         <w:rPr>
@@ -432,12 +463,17 @@
           <w:sz w:val="24"/>
           <w:szCs w:val="24"/>
         </w:rPr>
-        <w:t xml:space="preserve">6. Prohibited cryptography: the algorithms and protocols listed as Prohibited below shall not be used, and deprecated protocols and weak ciphers shall be disabled on every system in scope.</w:t>
-      </w:r>
-    </w:p>
-    <w:p>
-      <w:pPr>
-        <w:spacing w:after="120" w:before="0"/>
+        <w:t xml:space="preserve">Prohibited cryptography: the algorithms and protocols listed as Prohibited below shall not be used, and deprecated protocols and weak ciphers shall be disabled on every system in scope.</w:t>
+      </w:r>
+    </w:p>
+    <w:p>
+      <w:pPr>
+        <w:pStyle w:val="ListParagraph"/>
+        <w:numPr>
+          <w:ilvl w:val="0"/>
+          <w:numId w:val="300"/>
+        </w:numPr>
+        <w:spacing w:after="60"/>
       </w:pPr>
       <w:r>
         <w:rPr>
@@ -445,12 +481,17 @@
           <w:sz w:val="24"/>
           <w:szCs w:val="24"/>
         </w:rPr>
-        <w:t xml:space="preserve">7. Key management: keys and certificates supporting these algorithms are generated, stored, rotated, and revoked under the Key &amp; Certificate Management Policy.</w:t>
-      </w:r>
-    </w:p>
-    <w:p>
-      <w:pPr>
-        <w:spacing w:after="120" w:before="0"/>
+        <w:t xml:space="preserve">Key management: keys and certificates supporting these algorithms are generated, stored, rotated, and revoked under the Key &amp; Certificate Management Policy.</w:t>
+      </w:r>
+    </w:p>
+    <w:p>
+      <w:pPr>
+        <w:pStyle w:val="ListParagraph"/>
+        <w:numPr>
+          <w:ilvl w:val="0"/>
+          <w:numId w:val="300"/>
+        </w:numPr>
+        <w:spacing w:after="60"/>
       </w:pPr>
       <w:r>
         <w:rPr>
@@ -458,7 +499,7 @@
           <w:sz w:val="24"/>
           <w:szCs w:val="24"/>
         </w:rPr>
-        <w:t xml:space="preserve">8. Validation: the Agency shall test that approved cryptography is in use and prohibited cryptography is disabled, and record the result in the Encryption Implementation Verification Records.</w:t>
+        <w:t xml:space="preserve">Validation: the Agency shall test that approved cryptography is in use and prohibited cryptography is disabled, and record the result in the Encryption Implementation Verification Records.</w:t>
       </w:r>
     </w:p>
     <w:p>
@@ -497,6 +538,7 @@
       </w:tblGrid>
       <w:tr>
         <w:trPr>
+          <w:cantSplit/>
           <w:tblHeader/>
         </w:trPr>
         <w:tc>
@@ -591,6 +633,9 @@
         </w:tc>
       </w:tr>
       <w:tr>
+        <w:trPr>
+          <w:cantSplit/>
+        </w:trPr>
         <w:tc>
           <w:tcPr>
             <w:tcW w:type="dxa" w:w="4680"/>
@@ -674,6 +719,9 @@
         </w:tc>
       </w:tr>
       <w:tr>
+        <w:trPr>
+          <w:cantSplit/>
+        </w:trPr>
         <w:tc>
           <w:tcPr>
             <w:tcW w:type="dxa" w:w="4680"/>
@@ -757,6 +805,9 @@
         </w:tc>
       </w:tr>
       <w:tr>
+        <w:trPr>
+          <w:cantSplit/>
+        </w:trPr>
         <w:tc>
           <w:tcPr>
             <w:tcW w:type="dxa" w:w="4680"/>
@@ -840,6 +891,9 @@
         </w:tc>
       </w:tr>
       <w:tr>
+        <w:trPr>
+          <w:cantSplit/>
+        </w:trPr>
         <w:tc>
           <w:tcPr>
             <w:tcW w:type="dxa" w:w="4680"/>
@@ -923,6 +977,9 @@
         </w:tc>
       </w:tr>
       <w:tr>
+        <w:trPr>
+          <w:cantSplit/>
+        </w:trPr>
         <w:tc>
           <w:tcPr>
             <w:tcW w:type="dxa" w:w="4680"/>
@@ -1117,6 +1174,7 @@
       </w:tblGrid>
       <w:tr>
         <w:trPr>
+          <w:cantSplit/>
           <w:tblHeader/>
         </w:trPr>
         <w:tc>
@@ -1183,6 +1241,9 @@
         </w:tc>
       </w:tr>
       <w:tr>
+        <w:trPr>
+          <w:cantSplit/>
+        </w:trPr>
         <w:tc>
           <w:tcPr>
             <w:tcW w:type="dxa" w:w="3200"/>
@@ -1264,6 +1325,9 @@
         <w:gridCol w:w="9360"/>
       </w:tblGrid>
       <w:tr>
+        <w:trPr>
+          <w:cantSplit/>
+        </w:trPr>
         <w:tc>
           <w:tcPr>
             <w:tcW w:type="dxa" w:w="9360"/>
@@ -1411,6 +1475,7 @@
       </w:tblGrid>
       <w:tr>
         <w:trPr>
+          <w:cantSplit/>
           <w:tblHeader/>
         </w:trPr>
         <w:tc>
@@ -1539,6 +1604,9 @@
         </w:tc>
       </w:tr>
       <w:tr>
+        <w:trPr>
+          <w:cantSplit/>
+        </w:trPr>
         <w:tc>
           <w:tcPr>
             <w:tcW w:type="dxa" w:w="3000"/>
@@ -1649,6 +1717,9 @@
         </w:tc>
       </w:tr>
       <w:tr>
+        <w:trPr>
+          <w:cantSplit/>
+        </w:trPr>
         <w:tc>
           <w:tcPr>
             <w:tcW w:type="dxa" w:w="3000"/>
@@ -1796,6 +1867,7 @@
       </w:tblGrid>
       <w:tr>
         <w:trPr>
+          <w:cantSplit/>
           <w:tblHeader/>
         </w:trPr>
         <w:tc>
@@ -1924,6 +1996,9 @@
         </w:tc>
       </w:tr>
       <w:tr>
+        <w:trPr>
+          <w:cantSplit/>
+        </w:trPr>
         <w:tc>
           <w:tcPr>
             <w:tcW w:type="dxa" w:w="1300"/>
@@ -2049,10 +2124,6 @@
     </w:sectPr>
   </w:body>
 </w:document>
-</file>
-
-<file path=word/comments.xml><?xml version="1.0" encoding="utf-8"?>
-<w:comments xmlns:cx="http://schemas.microsoft.com/office/drawing/2014/chartex" xmlns:cx1="http://schemas.microsoft.com/office/drawing/2015/9/8/chartex" xmlns:cx2="http://schemas.microsoft.com/office/drawing/2015/10/21/chartex" xmlns:cx3="http://schemas.microsoft.com/office/drawing/2016/5/9/chartex" xmlns:cx4="http://schemas.microsoft.com/office/drawing/2016/5/10/chartex" xmlns:cx5="http://schemas.microsoft.com/office/drawing/2016/5/11/chartex" xmlns:cx6="http://schemas.microsoft.com/office/drawing/2016/5/12/chartex" xmlns:cx7="http://schemas.microsoft.com/office/drawing/2016/5/13/chartex" xmlns:cx8="http://schemas.microsoft.com/office/drawing/2016/5/14/chartex" xmlns:mc="http://schemas.openxmlformats.org/markup-compatibility/2006" xmlns:aink="http://schemas.microsoft.com/office/drawing/2016/ink" xmlns:am3d="http://schemas.microsoft.com/office/drawing/2017/model3d" xmlns:o="urn:schemas-microsoft-com:office:office" xmlns:r="http://schemas.openxmlformats.org/officeDocument/2006/relationships" xmlns:m="http://schemas.openxmlformats.org/officeDocument/2006/math" xmlns:v="urn:schemas-microsoft-com:vml" xmlns:wp14="http://schemas.microsoft.com/office/word/2010/wordprocessingDrawing" xmlns:wp="http://schemas.openxmlformats.org/drawingml/2006/wordprocessingDrawing" xmlns:w10="urn:schemas-microsoft-com:office:word" xmlns:w="http://schemas.openxmlformats.org/wordprocessingml/2006/main" xmlns:w14="http://schemas.microsoft.com/office/word/2010/wordml" xmlns:w15="http://schemas.microsoft.com/office/word/2012/wordml" xmlns:w16cex="http://schemas.microsoft.com/office/word/2018/wordml/cex" xmlns:w16cid="http://schemas.microsoft.com/office/word/2016/wordml/cid" xmlns:w16="http://schemas.microsoft.com/office/word/2018/wordml" xmlns:w16sdtdh="http://schemas.microsoft.com/office/word/2020/wordml/sdtdatahash" xmlns:w16se="http://schemas.microsoft.com/office/word/2015/wordml/symex" xmlns:wpg="http://schemas.microsoft.com/office/word/2010/wordprocessingGroup" xmlns:wpi="http://schemas.microsoft.com/office/word/2010/wordprocessingInk" xmlns:wne="http://schemas.microsoft.com/office/word/2006/wordml" xmlns:wps="http://schemas.microsoft.com/office/word/2010/wordprocessingShape"/>
 </file>
 
 <file path=word/endnotes.xml><?xml version="1.0" encoding="utf-8"?>
@@ -2190,7 +2261,7 @@
     <w:r>
       <w:drawing>
         <wp:inline xmlns:a="http://schemas.openxmlformats.org/drawingml/2006/main" xmlns:pic="http://schemas.openxmlformats.org/drawingml/2006/picture">
-          <wp:extent cx="822960" cy="822960"/>
+          <wp:extent cx="777240" cy="777240"/>
           <wp:docPr id="1" name="Picture 1"/>
           <wp:cNvGraphicFramePr>
             <a:graphicFrameLocks noChangeAspect="1"/>
@@ -2211,7 +2282,7 @@
                 <pic:spPr>
                   <a:xfrm>
                     <a:off x="0" y="0"/>
-                    <a:ext cx="822960" cy="822960"/>
+                    <a:ext cx="777240" cy="777240"/>
                   </a:xfrm>
                   <a:prstGeom prst="rect"/>
                 </pic:spPr>
@@ -2229,6 +2300,14 @@
       </w:pBdr>
       <w:jc w:val="right"/>
     </w:pPr>
+    <w:r>
+      <w:rPr>
+        <w:rFonts w:ascii="Aptos" w:cs="Aptos" w:eastAsia="Aptos" w:hAnsi="Aptos"/>
+        <w:color w:val="595959"/>
+        <w:sz w:val="16"/>
+        <w:szCs w:val="16"/>
+      </w:rPr>
+    </w:r>
   </w:p>
   <w:p>
     <w:r>
@@ -2512,6 +2591,12 @@
       <w:startOverride w:val="1"/>
     </w:lvlOverride>
   </w:num>
+  <w:num w:numId="300">
+    <w:abstractNumId w:val="8"/>
+    <w:lvlOverride w:ilvl="0">
+      <w:startOverride w:val="1"/>
+    </w:lvlOverride>
+  </w:num>
 </w:numbering>
 </file>
 
@@ -2537,37 +2622,24 @@
       <w:szCs w:val="56"/>
     </w:rPr>
   </w:style>
-  <w:style w:type="paragraph" w:styleId="Heading1">
-    <w:name w:val="Heading 1"/>
-    <w:basedOn w:val="Normal"/>
-    <w:next w:val="Normal"/>
-    <w:qFormat/>
-    <w:rPr>
-      <w:color w:val="2E74B5"/>
-      <w:sz w:val="32"/>
-      <w:szCs w:val="32"/>
-    </w:rPr>
-  </w:style>
-  <w:style w:type="paragraph" w:styleId="Heading2">
-    <w:name w:val="Heading 2"/>
-    <w:basedOn w:val="Normal"/>
-    <w:next w:val="Normal"/>
-    <w:qFormat/>
-    <w:rPr>
-      <w:color w:val="2E74B5"/>
-      <w:sz w:val="26"/>
-      <w:szCs w:val="26"/>
-    </w:rPr>
-  </w:style>
   <w:style w:type="paragraph" w:styleId="Heading3">
     <w:name w:val="Heading 3"/>
     <w:basedOn w:val="Normal"/>
     <w:next w:val="Normal"/>
     <w:qFormat/>
+    <w:pPr>
+      <w:keepNext/>
+      <w:keepLines/>
+      <w:spacing w:after="100" w:before="220"/>
+      <w:outlineLvl w:val="2"/>
+    </w:pPr>
     <w:rPr>
-      <w:color w:val="1F4D78"/>
-      <w:sz w:val="24"/>
-      <w:szCs w:val="24"/>
+      <w:rFonts w:ascii="Aptos" w:cs="Aptos" w:eastAsia="Aptos" w:hAnsi="Aptos"/>
+      <w:b/>
+      <w:bCs/>
+      <w:color w:val="1B3A5C"/>
+      <w:sz w:val="26"/>
+      <w:szCs w:val="26"/>
     </w:rPr>
   </w:style>
   <w:style w:type="paragraph" w:styleId="Heading4">
@@ -2575,10 +2647,19 @@
     <w:basedOn w:val="Normal"/>
     <w:next w:val="Normal"/>
     <w:qFormat/>
+    <w:pPr>
+      <w:keepNext/>
+      <w:keepLines/>
+      <w:spacing w:after="100" w:before="220"/>
+      <w:outlineLvl w:val="3"/>
+    </w:pPr>
     <w:rPr>
-      <w:i/>
-      <w:iCs/>
-      <w:color w:val="2E74B5"/>
+      <w:rFonts w:ascii="Aptos" w:cs="Aptos" w:eastAsia="Aptos" w:hAnsi="Aptos"/>
+      <w:b/>
+      <w:bCs/>
+      <w:color w:val="1B3A5C"/>
+      <w:sz w:val="24"/>
+      <w:szCs w:val="24"/>
     </w:rPr>
   </w:style>
   <w:style w:type="paragraph" w:styleId="Heading5">
@@ -2586,8 +2667,19 @@
     <w:basedOn w:val="Normal"/>
     <w:next w:val="Normal"/>
     <w:qFormat/>
+    <w:pPr>
+      <w:keepNext/>
+      <w:keepLines/>
+      <w:spacing w:after="100" w:before="220"/>
+      <w:outlineLvl w:val="4"/>
+    </w:pPr>
     <w:rPr>
-      <w:color w:val="2E74B5"/>
+      <w:rFonts w:ascii="Aptos" w:cs="Aptos" w:eastAsia="Aptos" w:hAnsi="Aptos"/>
+      <w:b/>
+      <w:bCs/>
+      <w:color w:val="1B3A5C"/>
+      <w:sz w:val="24"/>
+      <w:szCs w:val="24"/>
     </w:rPr>
   </w:style>
   <w:style w:type="paragraph" w:styleId="Heading6">
@@ -2595,8 +2687,19 @@
     <w:basedOn w:val="Normal"/>
     <w:next w:val="Normal"/>
     <w:qFormat/>
+    <w:pPr>
+      <w:keepNext/>
+      <w:keepLines/>
+      <w:spacing w:after="100" w:before="220"/>
+      <w:outlineLvl w:val="5"/>
+    </w:pPr>
     <w:rPr>
-      <w:color w:val="1F4D78"/>
+      <w:rFonts w:ascii="Aptos" w:cs="Aptos" w:eastAsia="Aptos" w:hAnsi="Aptos"/>
+      <w:b/>
+      <w:bCs/>
+      <w:color w:val="1B3A5C"/>
+      <w:sz w:val="24"/>
+      <w:szCs w:val="24"/>
     </w:rPr>
   </w:style>
   <w:style w:type="paragraph" w:styleId="Strong">
@@ -2704,6 +2807,8 @@
     <w:next w:val="Normal"/>
     <w:qFormat/>
     <w:pPr>
+      <w:keepNext/>
+      <w:keepLines/>
       <w:spacing w:after="160" w:before="240"/>
       <w:outlineLvl w:val="0"/>
     </w:pPr>
@@ -2722,6 +2827,8 @@
     <w:next w:val="Normal"/>
     <w:qFormat/>
     <w:pPr>
+      <w:keepNext/>
+      <w:keepLines/>
       <w:spacing w:after="100" w:before="220"/>
       <w:outlineLvl w:val="1"/>
     </w:pPr>
